--- a/results/840012223_盲审版/检测结果/format_check_analysis.docx
+++ b/results/840012223_盲审版/检测结果/format_check_analysis.docx
@@ -9,17 +9,17 @@
     </w:p>
     <w:p>
       <w:r>
-        <w:t>错误总数：210</w:t>
+        <w:t>错误总数：200</w:t>
       </w:r>
     </w:p>
     <w:p>
       <w:r>
-        <w:t>已检查规则数：68</w:t>
+        <w:t>已检查规则数：38</w:t>
       </w:r>
     </w:p>
     <w:p>
       <w:r>
-        <w:t>需要人工确认：2</w:t>
+        <w:t>需要人工确认：0</w:t>
       </w:r>
     </w:p>
     <w:sectPr/>
